--- a/Vulnerability_Testing_Evidence.docx
+++ b/Vulnerability_Testing_Evidence.docx
@@ -147,6 +147,14 @@
       </w:tblGrid>
       <w:tr>
         <w:tblPrEx>
+          <w:tblBorders>
+            <w:top w:val="single" w:color="auto" w:sz="4" w:space="0"/>
+            <w:left w:val="single" w:color="auto" w:sz="4" w:space="0"/>
+            <w:bottom w:val="single" w:color="auto" w:sz="4" w:space="0"/>
+            <w:right w:val="single" w:color="auto" w:sz="4" w:space="0"/>
+            <w:insideH w:val="single" w:color="auto" w:sz="4" w:space="0"/>
+            <w:insideV w:val="single" w:color="auto" w:sz="4" w:space="0"/>
+          </w:tblBorders>
           <w:tblCellMar>
             <w:top w:w="0" w:type="dxa"/>
             <w:left w:w="10" w:type="dxa"/>
@@ -678,8 +686,6 @@
         </w:rPr>
         <w:t xml:space="preserve">Made by Raja Sikandar •  © 2026 </w:t>
       </w:r>
-      <w:bookmarkStart w:id="0" w:name="_GoBack"/>
-      <w:bookmarkEnd w:id="0"/>
     </w:p>
     <w:p>
       <w:r>
@@ -2567,7 +2573,7 @@
           <w:sz w:val="32"/>
           <w:szCs w:val="32"/>
         </w:rPr>
-        <w:t>Attack 2 — MD5 Password Cracking (V2)</w:t>
+        <w:t>Attack 2 MD5 Password Cracking (V2)</w:t>
       </w:r>
     </w:p>
     <w:p>
@@ -2597,7 +2603,7 @@
           <w:sz w:val="22"/>
           <w:szCs w:val="22"/>
         </w:rPr>
-        <w:t>The application stores passwords as MD5 hashes. MD5 was designed for speed (checksums, file verification) — NOT for passwords. Speed is the enemy of password security: attackers can compute billions of MD5 hashes per second.</w:t>
+        <w:t>The application stores passwords as MD5 hashes. MD5 was designed for speed (checksums, file verification) NOT for passwords. Speed is the enemy of password security: attackers can compute billions of MD5 hashes per second.</w:t>
       </w:r>
     </w:p>
     <w:p>
@@ -3075,7 +3081,20 @@
           <w:sz w:val="32"/>
           <w:szCs w:val="32"/>
         </w:rPr>
-        <w:t>Attack 3 — Username Enumeration via Verbose Errors (V3)</w:t>
+        <w:t>Attack 3</w:t>
+      </w:r>
+      <w:bookmarkStart w:id="0" w:name="_GoBack"/>
+      <w:bookmarkEnd w:id="0"/>
+      <w:r>
+        <w:rPr>
+          <w:rFonts w:ascii="Arial" w:hAnsi="Arial" w:eastAsia="Arial" w:cs="Arial"/>
+          <w:b/>
+          <w:bCs/>
+          <w:color w:val="1E3A5F"/>
+          <w:sz w:val="32"/>
+          <w:szCs w:val="32"/>
+        </w:rPr>
+        <w:t xml:space="preserve"> Username Enumeration via Verbose Errors (V3)</w:t>
       </w:r>
     </w:p>
     <w:p>
@@ -4063,7 +4082,7 @@
           <w:sz w:val="26"/>
           <w:szCs w:val="26"/>
         </w:rPr>
-        <w:t>Results — No Blocking</w:t>
+        <w:t>Results No Blocking</w:t>
       </w:r>
     </w:p>
     <w:p>
@@ -4459,7 +4478,7 @@
           <w:sz w:val="32"/>
           <w:szCs w:val="32"/>
         </w:rPr>
-        <w:t>Attack 6 — Missing Security Headers (V6)</w:t>
+        <w:t>Attack 6 Missing Security Headers (V6)</w:t>
       </w:r>
     </w:p>
     <w:p>
@@ -4511,7 +4530,7 @@
           <w:sz w:val="26"/>
           <w:szCs w:val="26"/>
         </w:rPr>
-        <w:t>Test — Checking Headers</w:t>
+        <w:t>Test Checking Headers</w:t>
       </w:r>
     </w:p>
     <w:p>
@@ -4874,7 +4893,7 @@
           <w:sz w:val="32"/>
           <w:szCs w:val="32"/>
         </w:rPr>
-        <w:t>Week 3 — Security Logging Evidence</w:t>
+        <w:t>Week 3 Security Logging Evidence</w:t>
       </w:r>
     </w:p>
     <w:p>
